--- a/Your_ad_could_be_here_case_2/Отчет_Здесь_могла_быть_ваша_реклама.docx
+++ b/Your_ad_could_be_here_case_2/Отчет_Здесь_могла_быть_ваша_реклама.docx
@@ -27,11 +27,6 @@
       <w:r>
         <w:t>Кейс 2 - RPA-робот для создания документов в 1С по входным данным</w:t>
       </w:r>
-    </w:p>
-    <w:p>
-      <w:pPr>
-        <w:ind w:left="709" w:firstLine="0"/>
-      </w:pPr>
       <w:bookmarkStart w:id="0" w:name="_GoBack"/>
       <w:bookmarkEnd w:id="0"/>
     </w:p>
@@ -67,63 +62,13 @@
     <w:p>
       <w:pPr>
         <w:ind w:left="709" w:firstLine="0"/>
-      </w:pPr>
-      <w:r>
-        <w:t xml:space="preserve">На данный момент готовы модули конфига, логирования, чтение </w:t>
-      </w:r>
-      <w:r>
-        <w:rPr>
-          <w:lang w:val="en-US"/>
-        </w:rPr>
-        <w:t>JSON</w:t>
-      </w:r>
-      <w:r>
-        <w:t xml:space="preserve"> </w:t>
-      </w:r>
-      <w:r>
-        <w:t xml:space="preserve">и </w:t>
-      </w:r>
-      <w:r>
-        <w:rPr>
-          <w:lang w:val="en-US"/>
-        </w:rPr>
-        <w:t>Excel</w:t>
-      </w:r>
-      <w:r>
-        <w:t xml:space="preserve"> </w:t>
-      </w:r>
-      <w:r>
-        <w:t>(</w:t>
-      </w:r>
-      <w:r>
-        <w:rPr>
-          <w:lang w:val="en-US"/>
-        </w:rPr>
-        <w:t>xlsx</w:t>
-      </w:r>
-      <w:r>
-        <w:t xml:space="preserve">, </w:t>
-      </w:r>
-      <w:r>
-        <w:rPr>
-          <w:lang w:val="en-US"/>
-        </w:rPr>
-        <w:t>csv</w:t>
-      </w:r>
-      <w:r>
-        <w:t>) файлов. Создана форма для удобного использования пользователем с настройками подключения к 1С и выбором файлов я данными для создания и проведения документов.</w:t>
-      </w:r>
-    </w:p>
-    <w:p>
-      <w:pPr>
-        <w:ind w:left="709" w:firstLine="0"/>
         <w:jc w:val="center"/>
       </w:pPr>
       <w:r>
         <w:drawing>
-          <wp:inline distT="0" distB="0" distL="0" distR="0" wp14:anchorId="7C3910CE" wp14:editId="06F61CAC">
-            <wp:extent cx="4755994" cy="2644140"/>
-            <wp:effectExtent l="0" t="0" r="6985" b="3810"/>
+          <wp:inline distT="0" distB="0" distL="0" distR="0" wp14:anchorId="14E8DC18" wp14:editId="55B2D96D">
+            <wp:extent cx="4136296" cy="2865120"/>
+            <wp:effectExtent l="0" t="0" r="0" b="0"/>
             <wp:docPr id="1" name="Рисунок 1"/>
             <wp:cNvGraphicFramePr>
               <a:graphicFrameLocks xmlns:a="http://schemas.openxmlformats.org/drawingml/2006/main" noChangeAspect="1"/>
@@ -144,7 +89,7 @@
                   <pic:spPr>
                     <a:xfrm>
                       <a:off x="0" y="0"/>
-                      <a:ext cx="4771805" cy="2652930"/>
+                      <a:ext cx="4145946" cy="2871805"/>
                     </a:xfrm>
                     <a:prstGeom prst="rect">
                       <a:avLst/>
@@ -172,9 +117,11 @@
         <w:jc w:val="center"/>
       </w:pPr>
       <w:r>
-        <w:lastRenderedPageBreak/>
+        <w:rPr>
+          <w:noProof/>
+        </w:rPr>
         <w:drawing>
-          <wp:inline distT="0" distB="0" distL="0" distR="0" wp14:anchorId="044896C6" wp14:editId="4959CC75">
+          <wp:inline distT="0" distB="0" distL="0" distR="0" wp14:anchorId="3B92713D" wp14:editId="7C0EF57E">
             <wp:extent cx="4572000" cy="2742223"/>
             <wp:effectExtent l="0" t="0" r="0" b="1270"/>
             <wp:docPr id="2" name="Рисунок 2"/>
